--- a/dsa_6_dokumentacia_updated.docx
+++ b/dsa_6_dokumentacia_updated.docx
@@ -1209,6 +1209,13 @@
           <w:szCs w:val="22"/>
         </w:rPr>
         <w:t xml:space="preserve">, čím sa využíva fakt, že pamäťové adresy sú v danom behu programu unikátne a </w:t>
+      </w:r>
+      <w:r>
+        <w:rPr>
+          <w:rFonts w:ascii="Arial" w:eastAsia="Arial" w:hAnsi="Arial" w:cs="Arial"/>
+          <w:sz w:val="22"/>
+          <w:szCs w:val="22"/>
+        </w:rPr>
         <w:lastRenderedPageBreak/>
         <w:t>rovnomerne rozložené. Výsledok je modulárne zredukovaný na veľkosť tabuľky so zárukou nezápornosti.</w:t>
       </w:r>
@@ -1725,6 +1732,13 @@
           <w:szCs w:val="22"/>
         </w:rPr>
         <w:t xml:space="preserve">Pre každý term v DNF sa prechádzajú literály. Ak literál obsahuje danú premennú, dosadí sa jej hodnota, prípadne opačná hodnota pri operátore '!'. Ak literál s touto hodnotou dáva 0, </w:t>
+      </w:r>
+      <w:r>
+        <w:rPr>
+          <w:rFonts w:ascii="Arial" w:eastAsia="Arial" w:hAnsi="Arial" w:cs="Arial"/>
+          <w:sz w:val="22"/>
+          <w:szCs w:val="22"/>
+        </w:rPr>
         <w:lastRenderedPageBreak/>
         <w:t>celý term sa vylúči (AND s 0 je 0). Ak je hodnota 1, literál sa z termu jednoducho odstráni (je splnený, ďalej neovplyvňuje výsledok). Ostatné literály z iných premenných ostávajú v terme nezmenené.</w:t>
       </w:r>
@@ -2671,6 +2685,13 @@
           <w:szCs w:val="22"/>
         </w:rPr>
         <w:t xml:space="preserve">Vyhodnotí BDD pre konkrétny vstupný vektor. Parameter inputs musí obsahovať hodnoty premenných v poradí zhodnom s bdd-&gt;varOrder, nie nevyhnutne v abecednom poradí. Napríklad ak varOrder = “CAB”, potom inputs[0] je hodnota C, inputs[1] je hodnota A a inputs[2] je hodnota B. Funkcia postupuje od koreňa smerom k listu: v každom uzle našla index aktuálnej premennej v varOrder a podľa zodpovedajúceho bitu vstupu sa pohne na </w:t>
+      </w:r>
+      <w:r>
+        <w:rPr>
+          <w:rFonts w:ascii="Arial" w:eastAsia="Arial" w:hAnsi="Arial" w:cs="Arial"/>
+          <w:sz w:val="22"/>
+          <w:szCs w:val="22"/>
+        </w:rPr>
         <w:lastRenderedPageBreak/>
         <w:t>vetvu high alebo low. Keď dosiahne terminálny uzol (rozpoznaný podľa variable == '\0'), vráti jeho hodnotu ako znak '0' alebo '1'. Funkcia má lineárnu zložitosť vzhľadom na počet premenných, resp. hĺbku BDD.</w:t>
       </w:r>
@@ -4194,6 +4215,14 @@
           <w:szCs w:val="22"/>
         </w:rPr>
         <w:t xml:space="preserve">. Vyhodnocuje DNF výraz priamym prechodom bez akejkoľvek optimalizácie. Je zámerné, že ide o čo najjednoduchší kód bez zdieľania uzlov, memoizácie ani iných optimalizácií prítomných v BDD. Tým pádom </w:t>
+      </w:r>
+      <w:r>
+        <w:rPr>
+          <w:rFonts w:ascii="Arial" w:eastAsia="Arial" w:hAnsi="Arial" w:cs="Arial"/>
+          <w:color w:val="1A1A2E"/>
+          <w:sz w:val="22"/>
+          <w:szCs w:val="22"/>
+        </w:rPr>
         <w:lastRenderedPageBreak/>
         <w:t>sú obe implementácie navzájom nezávislé, a ak obe vrátia rovnaký výsledok, dáva nám to vysokú istotu o správnosti BDD.</w:t>
       </w:r>
@@ -6519,6 +6548,7 @@
           <w:sz w:val="32"/>
           <w:szCs w:val="32"/>
         </w:rPr>
+        <w:lastRenderedPageBreak/>
         <w:t>5  Výsledky testovania</w:t>
       </w:r>
     </w:p>
@@ -6556,16 +6586,16 @@
         <w:tblLook w:val="04A0" w:firstRow="1" w:lastRow="0" w:firstColumn="1" w:lastColumn="0" w:noHBand="0" w:noVBand="1"/>
       </w:tblPr>
       <w:tblGrid>
-        <w:gridCol w:w="560"/>
-        <w:gridCol w:w="900"/>
-        <w:gridCol w:w="900"/>
-        <w:gridCol w:w="1050"/>
-        <w:gridCol w:w="1050"/>
-        <w:gridCol w:w="870"/>
-        <w:gridCol w:w="900"/>
-        <w:gridCol w:w="1046"/>
-        <w:gridCol w:w="900"/>
-        <w:gridCol w:w="850"/>
+        <w:gridCol w:w="486"/>
+        <w:gridCol w:w="781"/>
+        <w:gridCol w:w="951"/>
+        <w:gridCol w:w="951"/>
+        <w:gridCol w:w="952"/>
+        <w:gridCol w:w="891"/>
+        <w:gridCol w:w="1041"/>
+        <w:gridCol w:w="981"/>
+        <w:gridCol w:w="951"/>
+        <w:gridCol w:w="1041"/>
       </w:tblGrid>
       <w:tr>
         <w:tc>
@@ -8636,7 +8666,7 @@
           <w:sz w:val="20"/>
           <w:szCs w:val="20"/>
         </w:rPr>
-        <w:t xml:space="preserve">Redukcia % – percento uzlov ušetrených oproti plnému binárneho stromu (2ⁿ − 1 uzlov). Extra redukcia % – percento uzlov ušetrených použitím BDD_create_with_best_order oproti BDD_create. Best &lt; Create – počet prípadov, kde best_order skutočne dosiahol menší počet uzlov.</w:t>
+        <w:t>Redukcia % – percento uzlov ušetrených oproti plnému binárneho stromu (2ⁿ − 1 uzlov). Extra redukcia % – percento uzlov ušetrených použitím BDD_create_with_best_order oproti BDD_create. Best &lt; Create – počet prípadov, kde best_order skutočne dosiahol menší počet uzlov.</w:t>
       </w:r>
     </w:p>
     <w:p>
@@ -8670,12 +8700,13 @@
           <w:left w:w="10" w:type="dxa"/>
           <w:right w:w="10" w:type="dxa"/>
         </w:tblCellMar>
+        <w:tblLook w:val="04A0" w:firstRow="1" w:lastRow="0" w:firstColumn="1" w:lastColumn="0" w:noHBand="0" w:noVBand="1"/>
       </w:tblPr>
       <w:tblGrid>
-        <w:gridCol w:w="560"/>
-        <w:gridCol w:w="1160"/>
-        <w:gridCol w:w="1160"/>
-        <w:gridCol w:w="1160"/>
+        <w:gridCol w:w="699"/>
+        <w:gridCol w:w="1447"/>
+        <w:gridCol w:w="1447"/>
+        <w:gridCol w:w="1447"/>
       </w:tblGrid>
       <w:tr>
         <w:tc>
@@ -9529,7 +9560,7 @@
           <w:sz w:val="22"/>
           <w:szCs w:val="22"/>
         </w:rPr>
-        <w:t xml:space="preserve">Všetkých 700 testov prešlo bez chyby pre obe funkcie (100,0 %). S rastúcim n sa efekt optimálneho usporiadania premenných výrazne zvyšuje – pri n = 15 dosiahla priemerná extra redukcia 41,17 % a vo všetkých 100 prípadoch bol BDD s najlepším poradím menší ako ten s lexikografickým. Cena za toto zlepšenie je výrazne vyšší čas výpočtu: zatiaľ čo BDD_create spracuje skupinu n = 15 za ~110 ms, BDD_create_with_best_order potrebuje ~55 sekúnd.</w:t>
+        <w:t>Všetkých 700 testov prešlo bez chyby pre obe funkcie (100,0 %). S rastúcim n sa efekt optimálneho usporiadania premenných výrazne zvyšuje – pri n = 15 dosiahla priemerná extra redukcia 41,17 % a vo všetkých 100 prípadoch bol BDD s najlepším poradím menší ako ten s lexikografickým. Cena za toto zlepšenie je výrazne vyšší čas výpočtu: zatiaľ čo BDD_create spracuje skupinu n = 15 za ~110 ms, BDD_create_with_best_order potrebuje ~55 sekúnd.</w:t>
       </w:r>
     </w:p>
     <w:p>
@@ -9544,6 +9575,7 @@
           <w:sz w:val="32"/>
           <w:szCs w:val="32"/>
         </w:rPr>
+        <w:lastRenderedPageBreak/>
         <w:t>6  Odhad výpočtovej a pamäťovej zložitosti</w:t>
       </w:r>
     </w:p>
@@ -9585,7 +9617,7 @@
           <w:sz w:val="22"/>
           <w:szCs w:val="22"/>
         </w:rPr>
-        <w:t xml:space="preserve">Bez hašovacej tabuľky by redukcia typu I (merging) vyžadovala porovnanie všetkých dvoíc uzlov na každej úrovni. Pre M uzlov na jednej úrovni je to O(M²), pričom M ≤ 2^N, čo dáva celkovú zložitosť O((2^N)²).</w:t>
+        <w:t>Bez hašovacej tabuľky by redukcia typu I (merging) vyžadovala porovnanie všetkých dvoíc uzlov na každej úrovni. Pre M uzlov na jednej úrovni je to O(M²), pričom M ≤ 2^N, čo dáva celkovú zložitosť O((2^N)²).</w:t>
       </w:r>
     </w:p>
     <w:p>
@@ -9596,7 +9628,74 @@
           <w:sz w:val="22"/>
           <w:szCs w:val="22"/>
         </w:rPr>
-        <w:t xml:space="preserve">Implementácia však používa unique table (hašovaciu tabuľku s reťazením), kde kľúčom je trojica (premenná, high*, low*). Vďaka tomu sa porovnávajú len uzly v rámci toho istého bucketu – za predpokladu vhodnej hašovacej funkcie a veľkosti tabuľky je zložitosť redukcie na jednej úrovni O(M) namiesto O(M²). Celkový počet uzlov cez všetky úrovne je ohraničený veľkosťou výsledného BDD, teda |BDD| ≤ 2^N.</w:t>
+        <w:t xml:space="preserve">Implementácia však používa unique table (hašovaciu tabuľku s reťazením), kde kľúčom je trojica (premenná, high*, low*). Vďaka tomu sa porovnávajú len uzly v rámci toho istého </w:t>
+      </w:r>
+      <w:proofErr w:type="spellStart"/>
+      <w:r>
+        <w:rPr>
+          <w:rFonts w:ascii="Arial" w:hAnsi="Arial" w:cs="Arial"/>
+          <w:color w:val="1A1A2E"/>
+          <w:sz w:val="22"/>
+          <w:szCs w:val="22"/>
+        </w:rPr>
+        <w:t>bucketu</w:t>
+      </w:r>
+      <w:proofErr w:type="spellEnd"/>
+      <w:r>
+        <w:rPr>
+          <w:rFonts w:ascii="Arial" w:hAnsi="Arial" w:cs="Arial"/>
+          <w:color w:val="1A1A2E"/>
+          <w:sz w:val="22"/>
+          <w:szCs w:val="22"/>
+        </w:rPr>
+        <w:t>.</w:t>
+      </w:r>
+      <w:r>
+        <w:rPr>
+          <w:rFonts w:ascii="Arial" w:hAnsi="Arial" w:cs="Arial"/>
+          <w:color w:val="1A1A2E"/>
+          <w:sz w:val="22"/>
+          <w:szCs w:val="22"/>
+        </w:rPr>
+        <w:t xml:space="preserve"> </w:t>
+      </w:r>
+      <w:r>
+        <w:rPr>
+          <w:rFonts w:ascii="Arial" w:hAnsi="Arial" w:cs="Arial"/>
+          <w:color w:val="1A1A2E"/>
+          <w:sz w:val="22"/>
+          <w:szCs w:val="22"/>
+        </w:rPr>
+        <w:t>Z</w:t>
+      </w:r>
+      <w:r>
+        <w:rPr>
+          <w:rFonts w:ascii="Arial" w:hAnsi="Arial" w:cs="Arial"/>
+          <w:color w:val="1A1A2E"/>
+          <w:sz w:val="22"/>
+          <w:szCs w:val="22"/>
+        </w:rPr>
+        <w:t xml:space="preserve">a predpokladu vhodnej </w:t>
+      </w:r>
+      <w:proofErr w:type="spellStart"/>
+      <w:r>
+        <w:rPr>
+          <w:rFonts w:ascii="Arial" w:hAnsi="Arial" w:cs="Arial"/>
+          <w:color w:val="1A1A2E"/>
+          <w:sz w:val="22"/>
+          <w:szCs w:val="22"/>
+        </w:rPr>
+        <w:t>hašovacej</w:t>
+      </w:r>
+      <w:proofErr w:type="spellEnd"/>
+      <w:r>
+        <w:rPr>
+          <w:rFonts w:ascii="Arial" w:hAnsi="Arial" w:cs="Arial"/>
+          <w:color w:val="1A1A2E"/>
+          <w:sz w:val="22"/>
+          <w:szCs w:val="22"/>
+        </w:rPr>
+        <w:t xml:space="preserve"> funkcie a veľkosti tabuľky je zložitosť redukcie na jednej úrovni O(M) namiesto O(M²). Celkový počet uzlov cez všetky úrovne je ohraničený veľkosťou výsledného BDD, teda |BDD| ≤ 2^N.</w:t>
       </w:r>
     </w:p>
     <w:p>
@@ -9707,7 +9806,7 @@
           <w:sz w:val="22"/>
           <w:szCs w:val="22"/>
         </w:rPr>
-        <w:t xml:space="preserve">Funkcia opakuje volánia BDD_create pre rôzne poradia premenných. Sifting pre jednu premennú na pozícii i vyskúša i pozícií doľava a (n−1−i) doprava, teda O(n) volání BDD_create na premennú. Pre všetkých n premenných v jednej iterácii vonkajšieho cyklu je to O(n²) volání, pričom vonkajší cyklus beží najviac n² iterácií.</w:t>
+        <w:t>Funkcia opakuje volánia BDD_create pre rôzne poradia premenných. Sifting pre jednu premennú na pozícii i vyskúša i pozícií doľava a (n−1−i) doprava, teda O(n) volání BDD_create na premennú. Pre všetkých n premenných v jednej iterácii vonkajšieho cyklu je to O(n²) volání, pričom vonkajší cyklus beží najviac n² iterácií.</w:t>
       </w:r>
     </w:p>
     <w:p>
@@ -9718,7 +9817,7 @@
           <w:sz w:val="22"/>
           <w:szCs w:val="22"/>
         </w:rPr>
-        <w:t xml:space="preserve">Každé volánie BDD_create stojí O(2^N), takže:</w:t>
+        <w:t>Každé volánie BDD_create stojí O(2^N), takže:</w:t>
       </w:r>
     </w:p>
     <w:p>
@@ -9766,7 +9865,7 @@
           <w:sz w:val="22"/>
           <w:szCs w:val="22"/>
         </w:rPr>
-        <w:t xml:space="preserve">V každom okamih existujú v pamäti súčasne najviac dve BDD – aktuálny kandidát a doteraz najlepší. Ostatné sa ihneď uvoľnia.</w:t>
+        <w:t>V každom okamih existujú v pamäti súčasne najviac dve BDD – aktuálny kandidát a doteraz najlepší. Ostatné sa ihneď uvoľnia.</w:t>
       </w:r>
     </w:p>
     <w:p>
